--- a/templates/reporte_libreacion_galvanizado.docx
+++ b/templates/reporte_libreacion_galvanizado.docx
@@ -393,7 +393,27 @@
                 <w:sz w:val="22"/>
                 <w:szCs w:val="22"/>
               </w:rPr>
-              <w:t>REPORTE FOROGRÁFICO</w:t>
+              <w:t>REPORTE FO</w:t>
+            </w:r>
+            <w:r>
+              <w:rPr>
+                <w:b/>
+                <w:bCs/>
+                <w:color w:val="FFFFFF" w:themeColor="background1"/>
+                <w:sz w:val="22"/>
+                <w:szCs w:val="22"/>
+              </w:rPr>
+              <w:t>T</w:t>
+            </w:r>
+            <w:r>
+              <w:rPr>
+                <w:b/>
+                <w:bCs/>
+                <w:color w:val="FFFFFF" w:themeColor="background1"/>
+                <w:sz w:val="22"/>
+                <w:szCs w:val="22"/>
+              </w:rPr>
+              <w:t>OGRÁFICO</w:t>
             </w:r>
           </w:p>
         </w:tc>

--- a/templates/reporte_libreacion_galvanizado.docx
+++ b/templates/reporte_libreacion_galvanizado.docx
@@ -549,7 +549,226 @@
                 <w:sz w:val="22"/>
                 <w:szCs w:val="22"/>
               </w:rPr>
-              <w:t>{%tr for item in ItemsChecklist %}</w:t>
+              <w:t>{%tr for item in ItemsAntes18 %}</w:t>
+            </w:r>
+          </w:p>
+        </w:tc>
+      </w:tr>
+      <w:tr>
+        <w:tc>
+          <w:tcPr>
+            <w:tcW w:w="1508" w:type="dxa"/>
+            <w:vAlign w:val="center"/>
+          </w:tcPr>
+          <w:p>
+            <w:pPr>
+              <w:jc w:val="center"/>
+              <w:rPr>
+                <w:sz w:val="22"/>
+                <w:szCs w:val="22"/>
+              </w:rPr>
+            </w:pPr>
+            <w:r>
+              <w:rPr>
+                <w:sz w:val="22"/>
+                <w:szCs w:val="22"/>
+              </w:rPr>
+              <w:t>{{ item.ID_Item }}</w:t>
+            </w:r>
+          </w:p>
+        </w:tc>
+        <w:tc>
+          <w:tcPr>
+            <w:tcW w:w="2603" w:type="dxa"/>
+            <w:vAlign w:val="center"/>
+          </w:tcPr>
+          <w:p>
+            <w:pPr>
+              <w:jc w:val="center"/>
+              <w:rPr>
+                <w:sz w:val="22"/>
+                <w:szCs w:val="22"/>
+              </w:rPr>
+            </w:pPr>
+            <w:r>
+              <w:rPr>
+                <w:sz w:val="22"/>
+                <w:szCs w:val="22"/>
+              </w:rPr>
+              <w:t>{{ item.Descripcion }}</w:t>
+            </w:r>
+          </w:p>
+        </w:tc>
+        <w:tc>
+          <w:tcPr>
+            <w:tcW w:w="992" w:type="dxa"/>
+            <w:vAlign w:val="center"/>
+          </w:tcPr>
+          <w:p>
+            <w:pPr>
+              <w:jc w:val="center"/>
+              <w:rPr>
+                <w:sz w:val="22"/>
+                <w:szCs w:val="22"/>
+              </w:rPr>
+            </w:pPr>
+            <w:r>
+              <w:rPr>
+                <w:sz w:val="22"/>
+                <w:szCs w:val="22"/>
+              </w:rPr>
+              <w:t>{{ item.Cumple_X }}</w:t>
+            </w:r>
+          </w:p>
+        </w:tc>
+        <w:tc>
+          <w:tcPr>
+            <w:tcW w:w="1418" w:type="dxa"/>
+            <w:vAlign w:val="center"/>
+          </w:tcPr>
+          <w:p>
+            <w:pPr>
+              <w:jc w:val="center"/>
+              <w:rPr>
+                <w:sz w:val="22"/>
+                <w:szCs w:val="22"/>
+              </w:rPr>
+            </w:pPr>
+            <w:r>
+              <w:rPr>
+                <w:sz w:val="22"/>
+                <w:szCs w:val="22"/>
+              </w:rPr>
+              <w:t>{{ item.NoCumple_X }}</w:t>
+            </w:r>
+          </w:p>
+        </w:tc>
+        <w:tc>
+          <w:tcPr>
+            <w:tcW w:w="3969" w:type="dxa"/>
+            <w:vAlign w:val="center"/>
+          </w:tcPr>
+          <w:p>
+            <w:pPr>
+              <w:jc w:val="center"/>
+              <w:rPr>
+                <w:sz w:val="22"/>
+                <w:szCs w:val="22"/>
+              </w:rPr>
+            </w:pPr>
+            <w:r>
+              <w:rPr>
+                <w:sz w:val="22"/>
+                <w:szCs w:val="22"/>
+              </w:rPr>
+              <w:t>{{ item.FotoBase64 }}</w:t>
+            </w:r>
+          </w:p>
+          <w:p>
+            <w:pPr>
+              <w:jc w:val="center"/>
+              <w:rPr>
+                <w:sz w:val="22"/>
+                <w:szCs w:val="22"/>
+              </w:rPr>
+            </w:pPr>
+          </w:p>
+        </w:tc>
+      </w:tr>
+      <w:tr>
+        <w:trPr>
+          <w:gridAfter w:val="4"/>
+          <w:wAfter w:w="8982" w:type="dxa"/>
+        </w:trPr>
+        <w:tc>
+          <w:tcPr>
+            <w:tcW w:w="1508" w:type="dxa"/>
+            <w:vAlign w:val="center"/>
+          </w:tcPr>
+          <w:p>
+            <w:pPr>
+              <w:jc w:val="center"/>
+              <w:rPr>
+                <w:sz w:val="22"/>
+                <w:szCs w:val="22"/>
+              </w:rPr>
+            </w:pPr>
+            <w:r>
+              <w:rPr>
+                <w:sz w:val="22"/>
+                <w:szCs w:val="22"/>
+              </w:rPr>
+              <w:t>{%tr endfor %}</w:t>
+            </w:r>
+          </w:p>
+        </w:tc>
+      </w:tr>
+      <w:tr>
+        <w:trPr>
+          <w:trHeight w:val="397"/>
+        </w:trPr>
+        <w:tc>
+          <w:tcPr>
+            <w:tcW w:w="10490" w:type="dxa"/>
+            <w:gridSpan w:val="5"/>
+            <w:vAlign w:val="center"/>
+          </w:tcPr>
+          <w:p>
+            <w:pPr>
+              <w:jc w:val="center"/>
+              <w:rPr>
+                <w:sz w:val="22"/>
+                <w:szCs w:val="22"/>
+              </w:rPr>
+            </w:pPr>
+            <w:r>
+              <w:rPr>
+                <w:sz w:val="22"/>
+                <w:szCs w:val="22"/>
+              </w:rPr>
+              <w:t>{%tr if HayMaterialNegro %}</w:t>
+            </w:r>
+            <w:r>
+              <w:rPr>
+                <w:sz w:val="22"/>
+                <w:szCs w:val="22"/>
+              </w:rPr>
+              <w:t xml:space="preserve"> MATERIAL EN NEGRO </w:t>
+            </w:r>
+            <w:r>
+              <w:rPr>
+                <w:sz w:val="22"/>
+                <w:szCs w:val="22"/>
+              </w:rPr>
+              <w:t>{%tr endif %}</w:t>
+            </w:r>
+          </w:p>
+        </w:tc>
+      </w:tr>
+      <w:tr>
+        <w:trPr>
+          <w:gridAfter w:val="4"/>
+          <w:wAfter w:w="8982" w:type="dxa"/>
+        </w:trPr>
+        <w:tc>
+          <w:tcPr>
+            <w:tcW w:w="1508" w:type="dxa"/>
+            <w:vAlign w:val="center"/>
+          </w:tcPr>
+          <w:p>
+            <w:pPr>
+              <w:jc w:val="center"/>
+              <w:rPr>
+                <w:sz w:val="22"/>
+                <w:szCs w:val="22"/>
+              </w:rPr>
+            </w:pPr>
+            <w:r>
+              <w:rPr>
+                <w:sz w:val="22"/>
+                <w:szCs w:val="22"/>
+              </w:rPr>
+              <w:t>{%tr for item in ItemsDesde18 %}</w:t>
             </w:r>
           </w:p>
         </w:tc>
@@ -1456,6 +1675,7 @@
   <w:style w:type="paragraph" w:default="1" w:styleId="Normal">
     <w:name w:val="Normal"/>
     <w:qFormat/>
+    <w:rsid w:val="00917BF9"/>
     <w:rPr>
       <w:noProof/>
     </w:rPr>
@@ -1662,7 +1882,6 @@
   <w:style w:type="character" w:default="1" w:styleId="Fuentedeprrafopredeter">
     <w:name w:val="Default Paragraph Font"/>
     <w:uiPriority w:val="1"/>
-    <w:semiHidden/>
     <w:unhideWhenUsed/>
   </w:style>
   <w:style w:type="table" w:default="1" w:styleId="Tablanormal">

--- a/templates/reporte_libreacion_galvanizado.docx
+++ b/templates/reporte_libreacion_galvanizado.docx
@@ -549,7 +549,21 @@
                 <w:sz w:val="22"/>
                 <w:szCs w:val="22"/>
               </w:rPr>
-              <w:t>{%tr for item in ItemsAntes18 %}</w:t>
+              <w:t>{%tr for item in ItemsAntes1</w:t>
+            </w:r>
+            <w:r>
+              <w:rPr>
+                <w:sz w:val="22"/>
+                <w:szCs w:val="22"/>
+              </w:rPr>
+              <w:t xml:space="preserve">8 </w:t>
+            </w:r>
+            <w:r>
+              <w:rPr>
+                <w:sz w:val="22"/>
+                <w:szCs w:val="22"/>
+              </w:rPr>
+              <w:t>%}</w:t>
             </w:r>
           </w:p>
         </w:tc>
@@ -705,6 +719,34 @@
       </w:tr>
       <w:tr>
         <w:trPr>
+          <w:gridAfter w:val="4"/>
+          <w:wAfter w:w="8982" w:type="dxa"/>
+        </w:trPr>
+        <w:tc>
+          <w:tcPr>
+            <w:tcW w:w="1508" w:type="dxa"/>
+            <w:vAlign w:val="center"/>
+          </w:tcPr>
+          <w:p>
+            <w:pPr>
+              <w:jc w:val="center"/>
+              <w:rPr>
+                <w:sz w:val="22"/>
+                <w:szCs w:val="22"/>
+              </w:rPr>
+            </w:pPr>
+            <w:r>
+              <w:rPr>
+                <w:sz w:val="22"/>
+                <w:szCs w:val="22"/>
+              </w:rPr>
+              <w:t>{%tr if HayMaterialNegro %}</w:t>
+            </w:r>
+          </w:p>
+        </w:tc>
+      </w:tr>
+      <w:tr>
+        <w:trPr>
           <w:trHeight w:val="397"/>
         </w:trPr>
         <w:tc>
@@ -726,15 +768,29 @@
                 <w:sz w:val="22"/>
                 <w:szCs w:val="22"/>
               </w:rPr>
-              <w:t>{%tr if HayMaterialNegro %}</w:t>
+              <w:t>MATERIAL EN NEGRO</w:t>
             </w:r>
-            <w:r>
-              <w:rPr>
-                <w:sz w:val="22"/>
-                <w:szCs w:val="22"/>
-              </w:rPr>
-              <w:t xml:space="preserve"> MATERIAL EN NEGRO </w:t>
-            </w:r>
+          </w:p>
+        </w:tc>
+      </w:tr>
+      <w:tr>
+        <w:trPr>
+          <w:gridAfter w:val="4"/>
+          <w:wAfter w:w="8982" w:type="dxa"/>
+        </w:trPr>
+        <w:tc>
+          <w:tcPr>
+            <w:tcW w:w="1508" w:type="dxa"/>
+            <w:vAlign w:val="center"/>
+          </w:tcPr>
+          <w:p>
+            <w:pPr>
+              <w:jc w:val="center"/>
+              <w:rPr>
+                <w:sz w:val="22"/>
+                <w:szCs w:val="22"/>
+              </w:rPr>
+            </w:pPr>
             <w:r>
               <w:rPr>
                 <w:sz w:val="22"/>
@@ -1882,6 +1938,7 @@
   <w:style w:type="character" w:default="1" w:styleId="Fuentedeprrafopredeter">
     <w:name w:val="Default Paragraph Font"/>
     <w:uiPriority w:val="1"/>
+    <w:semiHidden/>
     <w:unhideWhenUsed/>
   </w:style>
   <w:style w:type="table" w:default="1" w:styleId="Tablanormal">

--- a/templates/reporte_libreacion_galvanizado.docx
+++ b/templates/reporte_libreacion_galvanizado.docx
@@ -291,8 +291,8 @@
                 <w:b/>
                 <w:bCs/>
                 <w:color w:val="FFFFFF" w:themeColor="background1"/>
-                <w:sz w:val="22"/>
-                <w:szCs w:val="22"/>
+                <w:sz w:val="20"/>
+                <w:szCs w:val="20"/>
               </w:rPr>
             </w:pPr>
             <w:r>
@@ -300,8 +300,8 @@
                 <w:b/>
                 <w:bCs/>
                 <w:color w:val="FFFFFF" w:themeColor="background1"/>
-                <w:sz w:val="22"/>
-                <w:szCs w:val="22"/>
+                <w:sz w:val="20"/>
+                <w:szCs w:val="20"/>
               </w:rPr>
               <w:t>N°</w:t>
             </w:r>
@@ -321,8 +321,8 @@
                 <w:b/>
                 <w:bCs/>
                 <w:color w:val="FFFFFF" w:themeColor="background1"/>
-                <w:sz w:val="22"/>
-                <w:szCs w:val="22"/>
+                <w:sz w:val="20"/>
+                <w:szCs w:val="20"/>
               </w:rPr>
             </w:pPr>
             <w:r>
@@ -330,8 +330,8 @@
                 <w:b/>
                 <w:bCs/>
                 <w:color w:val="FFFFFF" w:themeColor="background1"/>
-                <w:sz w:val="22"/>
-                <w:szCs w:val="22"/>
+                <w:sz w:val="20"/>
+                <w:szCs w:val="20"/>
               </w:rPr>
               <w:t>DESCRIPCIÓN</w:t>
             </w:r>
@@ -351,8 +351,8 @@
                 <w:b/>
                 <w:bCs/>
                 <w:color w:val="FFFFFF" w:themeColor="background1"/>
-                <w:sz w:val="22"/>
-                <w:szCs w:val="22"/>
+                <w:sz w:val="20"/>
+                <w:szCs w:val="20"/>
               </w:rPr>
             </w:pPr>
             <w:r>
@@ -360,8 +360,8 @@
                 <w:b/>
                 <w:bCs/>
                 <w:color w:val="FFFFFF" w:themeColor="background1"/>
-                <w:sz w:val="22"/>
-                <w:szCs w:val="22"/>
+                <w:sz w:val="20"/>
+                <w:szCs w:val="20"/>
               </w:rPr>
               <w:t>CONFORMIDAD</w:t>
             </w:r>
@@ -381,8 +381,8 @@
                 <w:b/>
                 <w:bCs/>
                 <w:color w:val="FFFFFF" w:themeColor="background1"/>
-                <w:sz w:val="22"/>
-                <w:szCs w:val="22"/>
+                <w:sz w:val="20"/>
+                <w:szCs w:val="20"/>
               </w:rPr>
             </w:pPr>
             <w:r>
@@ -390,8 +390,8 @@
                 <w:b/>
                 <w:bCs/>
                 <w:color w:val="FFFFFF" w:themeColor="background1"/>
-                <w:sz w:val="22"/>
-                <w:szCs w:val="22"/>
+                <w:sz w:val="20"/>
+                <w:szCs w:val="20"/>
               </w:rPr>
               <w:t>REPORTE FO</w:t>
             </w:r>
@@ -400,8 +400,8 @@
                 <w:b/>
                 <w:bCs/>
                 <w:color w:val="FFFFFF" w:themeColor="background1"/>
-                <w:sz w:val="22"/>
-                <w:szCs w:val="22"/>
+                <w:sz w:val="20"/>
+                <w:szCs w:val="20"/>
               </w:rPr>
               <w:t>T</w:t>
             </w:r>
@@ -410,8 +410,8 @@
                 <w:b/>
                 <w:bCs/>
                 <w:color w:val="FFFFFF" w:themeColor="background1"/>
-                <w:sz w:val="22"/>
-                <w:szCs w:val="22"/>
+                <w:sz w:val="20"/>
+                <w:szCs w:val="20"/>
               </w:rPr>
               <w:t>OGRÁFICO</w:t>
             </w:r>
@@ -429,8 +429,8 @@
             <w:pPr>
               <w:jc w:val="center"/>
               <w:rPr>
-                <w:sz w:val="22"/>
-                <w:szCs w:val="22"/>
+                <w:sz w:val="20"/>
+                <w:szCs w:val="20"/>
               </w:rPr>
             </w:pPr>
           </w:p>
@@ -445,8 +445,8 @@
             <w:pPr>
               <w:jc w:val="center"/>
               <w:rPr>
-                <w:sz w:val="22"/>
-                <w:szCs w:val="22"/>
+                <w:sz w:val="20"/>
+                <w:szCs w:val="20"/>
               </w:rPr>
             </w:pPr>
           </w:p>
@@ -464,8 +464,8 @@
                 <w:b/>
                 <w:bCs/>
                 <w:color w:val="FFFFFF" w:themeColor="background1"/>
-                <w:sz w:val="22"/>
-                <w:szCs w:val="22"/>
+                <w:sz w:val="20"/>
+                <w:szCs w:val="20"/>
               </w:rPr>
             </w:pPr>
             <w:r>
@@ -473,8 +473,8 @@
                 <w:b/>
                 <w:bCs/>
                 <w:color w:val="FFFFFF" w:themeColor="background1"/>
-                <w:sz w:val="22"/>
-                <w:szCs w:val="22"/>
+                <w:sz w:val="20"/>
+                <w:szCs w:val="20"/>
               </w:rPr>
               <w:t>CUMPLE</w:t>
             </w:r>
@@ -493,8 +493,8 @@
                 <w:b/>
                 <w:bCs/>
                 <w:color w:val="FFFFFF" w:themeColor="background1"/>
-                <w:sz w:val="22"/>
-                <w:szCs w:val="22"/>
+                <w:sz w:val="20"/>
+                <w:szCs w:val="20"/>
               </w:rPr>
             </w:pPr>
             <w:r>
@@ -502,8 +502,8 @@
                 <w:b/>
                 <w:bCs/>
                 <w:color w:val="FFFFFF" w:themeColor="background1"/>
-                <w:sz w:val="22"/>
-                <w:szCs w:val="22"/>
+                <w:sz w:val="20"/>
+                <w:szCs w:val="20"/>
               </w:rPr>
               <w:t>NO CUMPLE</w:t>
             </w:r>
@@ -519,8 +519,8 @@
             <w:pPr>
               <w:jc w:val="center"/>
               <w:rPr>
-                <w:sz w:val="22"/>
-                <w:szCs w:val="22"/>
+                <w:sz w:val="20"/>
+                <w:szCs w:val="20"/>
               </w:rPr>
             </w:pPr>
           </w:p>
@@ -540,28 +540,28 @@
             <w:pPr>
               <w:jc w:val="center"/>
               <w:rPr>
-                <w:sz w:val="22"/>
-                <w:szCs w:val="22"/>
+                <w:sz w:val="20"/>
+                <w:szCs w:val="20"/>
               </w:rPr>
             </w:pPr>
             <w:r>
               <w:rPr>
-                <w:sz w:val="22"/>
-                <w:szCs w:val="22"/>
+                <w:sz w:val="20"/>
+                <w:szCs w:val="20"/>
               </w:rPr>
               <w:t>{%tr for item in ItemsAntes1</w:t>
             </w:r>
             <w:r>
               <w:rPr>
-                <w:sz w:val="22"/>
-                <w:szCs w:val="22"/>
+                <w:sz w:val="20"/>
+                <w:szCs w:val="20"/>
               </w:rPr>
               <w:t xml:space="preserve">8 </w:t>
             </w:r>
             <w:r>
               <w:rPr>
-                <w:sz w:val="22"/>
-                <w:szCs w:val="22"/>
+                <w:sz w:val="20"/>
+                <w:szCs w:val="20"/>
               </w:rPr>
               <w:t>%}</w:t>
             </w:r>
@@ -578,14 +578,14 @@
             <w:pPr>
               <w:jc w:val="center"/>
               <w:rPr>
-                <w:sz w:val="22"/>
-                <w:szCs w:val="22"/>
+                <w:sz w:val="20"/>
+                <w:szCs w:val="20"/>
               </w:rPr>
             </w:pPr>
             <w:r>
               <w:rPr>
-                <w:sz w:val="22"/>
-                <w:szCs w:val="22"/>
+                <w:sz w:val="20"/>
+                <w:szCs w:val="20"/>
               </w:rPr>
               <w:t>{{ item.ID_Item }}</w:t>
             </w:r>
@@ -600,14 +600,14 @@
             <w:pPr>
               <w:jc w:val="center"/>
               <w:rPr>
-                <w:sz w:val="22"/>
-                <w:szCs w:val="22"/>
+                <w:sz w:val="20"/>
+                <w:szCs w:val="20"/>
               </w:rPr>
             </w:pPr>
             <w:r>
               <w:rPr>
-                <w:sz w:val="22"/>
-                <w:szCs w:val="22"/>
+                <w:sz w:val="20"/>
+                <w:szCs w:val="20"/>
               </w:rPr>
               <w:t>{{ item.Descripcion }}</w:t>
             </w:r>
@@ -622,14 +622,14 @@
             <w:pPr>
               <w:jc w:val="center"/>
               <w:rPr>
-                <w:sz w:val="22"/>
-                <w:szCs w:val="22"/>
+                <w:sz w:val="20"/>
+                <w:szCs w:val="20"/>
               </w:rPr>
             </w:pPr>
             <w:r>
               <w:rPr>
-                <w:sz w:val="22"/>
-                <w:szCs w:val="22"/>
+                <w:sz w:val="20"/>
+                <w:szCs w:val="20"/>
               </w:rPr>
               <w:t>{{ item.Cumple_X }}</w:t>
             </w:r>
@@ -644,14 +644,14 @@
             <w:pPr>
               <w:jc w:val="center"/>
               <w:rPr>
-                <w:sz w:val="22"/>
-                <w:szCs w:val="22"/>
+                <w:sz w:val="20"/>
+                <w:szCs w:val="20"/>
               </w:rPr>
             </w:pPr>
             <w:r>
               <w:rPr>
-                <w:sz w:val="22"/>
-                <w:szCs w:val="22"/>
+                <w:sz w:val="20"/>
+                <w:szCs w:val="20"/>
               </w:rPr>
               <w:t>{{ item.NoCumple_X }}</w:t>
             </w:r>
@@ -666,14 +666,14 @@
             <w:pPr>
               <w:jc w:val="center"/>
               <w:rPr>
-                <w:sz w:val="22"/>
-                <w:szCs w:val="22"/>
+                <w:sz w:val="20"/>
+                <w:szCs w:val="20"/>
               </w:rPr>
             </w:pPr>
             <w:r>
               <w:rPr>
-                <w:sz w:val="22"/>
-                <w:szCs w:val="22"/>
+                <w:sz w:val="20"/>
+                <w:szCs w:val="20"/>
               </w:rPr>
               <w:t>{{ item.FotoBase64 }}</w:t>
             </w:r>
@@ -682,8 +682,8 @@
             <w:pPr>
               <w:jc w:val="center"/>
               <w:rPr>
-                <w:sz w:val="22"/>
-                <w:szCs w:val="22"/>
+                <w:sz w:val="20"/>
+                <w:szCs w:val="20"/>
               </w:rPr>
             </w:pPr>
           </w:p>
@@ -703,14 +703,14 @@
             <w:pPr>
               <w:jc w:val="center"/>
               <w:rPr>
-                <w:sz w:val="22"/>
-                <w:szCs w:val="22"/>
+                <w:sz w:val="20"/>
+                <w:szCs w:val="20"/>
               </w:rPr>
             </w:pPr>
             <w:r>
               <w:rPr>
-                <w:sz w:val="22"/>
-                <w:szCs w:val="22"/>
+                <w:sz w:val="20"/>
+                <w:szCs w:val="20"/>
               </w:rPr>
               <w:t>{%tr endfor %}</w:t>
             </w:r>
@@ -731,14 +731,14 @@
             <w:pPr>
               <w:jc w:val="center"/>
               <w:rPr>
-                <w:sz w:val="22"/>
-                <w:szCs w:val="22"/>
+                <w:sz w:val="20"/>
+                <w:szCs w:val="20"/>
               </w:rPr>
             </w:pPr>
             <w:r>
               <w:rPr>
-                <w:sz w:val="22"/>
-                <w:szCs w:val="22"/>
+                <w:sz w:val="20"/>
+                <w:szCs w:val="20"/>
               </w:rPr>
               <w:t>{%tr if HayMaterialNegro %}</w:t>
             </w:r>
@@ -753,20 +753,25 @@
           <w:tcPr>
             <w:tcW w:w="10490" w:type="dxa"/>
             <w:gridSpan w:val="5"/>
+            <w:shd w:val="clear" w:color="auto" w:fill="D0CECE" w:themeFill="background2" w:themeFillShade="E6"/>
             <w:vAlign w:val="center"/>
           </w:tcPr>
           <w:p>
             <w:pPr>
               <w:jc w:val="center"/>
               <w:rPr>
-                <w:sz w:val="22"/>
-                <w:szCs w:val="22"/>
+                <w:b/>
+                <w:bCs/>
+                <w:sz w:val="20"/>
+                <w:szCs w:val="20"/>
               </w:rPr>
             </w:pPr>
             <w:r>
               <w:rPr>
-                <w:sz w:val="22"/>
-                <w:szCs w:val="22"/>
+                <w:b/>
+                <w:bCs/>
+                <w:sz w:val="20"/>
+                <w:szCs w:val="20"/>
               </w:rPr>
               <w:t>MATERIAL EN NEGRO</w:t>
             </w:r>
@@ -787,14 +792,14 @@
             <w:pPr>
               <w:jc w:val="center"/>
               <w:rPr>
-                <w:sz w:val="22"/>
-                <w:szCs w:val="22"/>
+                <w:sz w:val="20"/>
+                <w:szCs w:val="20"/>
               </w:rPr>
             </w:pPr>
             <w:r>
               <w:rPr>
-                <w:sz w:val="22"/>
-                <w:szCs w:val="22"/>
+                <w:sz w:val="20"/>
+                <w:szCs w:val="20"/>
               </w:rPr>
               <w:t>{%tr endif %}</w:t>
             </w:r>
@@ -815,14 +820,14 @@
             <w:pPr>
               <w:jc w:val="center"/>
               <w:rPr>
-                <w:sz w:val="22"/>
-                <w:szCs w:val="22"/>
+                <w:sz w:val="20"/>
+                <w:szCs w:val="20"/>
               </w:rPr>
             </w:pPr>
             <w:r>
               <w:rPr>
-                <w:sz w:val="22"/>
-                <w:szCs w:val="22"/>
+                <w:sz w:val="20"/>
+                <w:szCs w:val="20"/>
               </w:rPr>
               <w:t>{%tr for item in ItemsDesde18 %}</w:t>
             </w:r>
@@ -839,14 +844,14 @@
             <w:pPr>
               <w:jc w:val="center"/>
               <w:rPr>
-                <w:sz w:val="22"/>
-                <w:szCs w:val="22"/>
+                <w:sz w:val="20"/>
+                <w:szCs w:val="20"/>
               </w:rPr>
             </w:pPr>
             <w:r>
               <w:rPr>
-                <w:sz w:val="22"/>
-                <w:szCs w:val="22"/>
+                <w:sz w:val="20"/>
+                <w:szCs w:val="20"/>
               </w:rPr>
               <w:t>{{ item.ID_Item }}</w:t>
             </w:r>
@@ -861,14 +866,14 @@
             <w:pPr>
               <w:jc w:val="center"/>
               <w:rPr>
-                <w:sz w:val="22"/>
-                <w:szCs w:val="22"/>
+                <w:sz w:val="20"/>
+                <w:szCs w:val="20"/>
               </w:rPr>
             </w:pPr>
             <w:r>
               <w:rPr>
-                <w:sz w:val="22"/>
-                <w:szCs w:val="22"/>
+                <w:sz w:val="20"/>
+                <w:szCs w:val="20"/>
               </w:rPr>
               <w:t>{{ item.Descripcion }}</w:t>
             </w:r>
@@ -883,14 +888,14 @@
             <w:pPr>
               <w:jc w:val="center"/>
               <w:rPr>
-                <w:sz w:val="22"/>
-                <w:szCs w:val="22"/>
+                <w:sz w:val="20"/>
+                <w:szCs w:val="20"/>
               </w:rPr>
             </w:pPr>
             <w:r>
               <w:rPr>
-                <w:sz w:val="22"/>
-                <w:szCs w:val="22"/>
+                <w:sz w:val="20"/>
+                <w:szCs w:val="20"/>
               </w:rPr>
               <w:t>{{ item.Cumple_X }}</w:t>
             </w:r>
@@ -905,14 +910,14 @@
             <w:pPr>
               <w:jc w:val="center"/>
               <w:rPr>
-                <w:sz w:val="22"/>
-                <w:szCs w:val="22"/>
+                <w:sz w:val="20"/>
+                <w:szCs w:val="20"/>
               </w:rPr>
             </w:pPr>
             <w:r>
               <w:rPr>
-                <w:sz w:val="22"/>
-                <w:szCs w:val="22"/>
+                <w:sz w:val="20"/>
+                <w:szCs w:val="20"/>
               </w:rPr>
               <w:t>{{ item.NoCumple_X }}</w:t>
             </w:r>
@@ -927,14 +932,14 @@
             <w:pPr>
               <w:jc w:val="center"/>
               <w:rPr>
-                <w:sz w:val="22"/>
-                <w:szCs w:val="22"/>
+                <w:sz w:val="20"/>
+                <w:szCs w:val="20"/>
               </w:rPr>
             </w:pPr>
             <w:r>
               <w:rPr>
-                <w:sz w:val="22"/>
-                <w:szCs w:val="22"/>
+                <w:sz w:val="20"/>
+                <w:szCs w:val="20"/>
               </w:rPr>
               <w:t>{{ item.FotoBase64 }}</w:t>
             </w:r>
@@ -943,8 +948,8 @@
             <w:pPr>
               <w:jc w:val="center"/>
               <w:rPr>
-                <w:sz w:val="22"/>
-                <w:szCs w:val="22"/>
+                <w:sz w:val="20"/>
+                <w:szCs w:val="20"/>
               </w:rPr>
             </w:pPr>
           </w:p>
@@ -964,14 +969,14 @@
             <w:pPr>
               <w:jc w:val="center"/>
               <w:rPr>
-                <w:sz w:val="22"/>
-                <w:szCs w:val="22"/>
+                <w:sz w:val="20"/>
+                <w:szCs w:val="20"/>
               </w:rPr>
             </w:pPr>
             <w:r>
               <w:rPr>
-                <w:sz w:val="22"/>
-                <w:szCs w:val="22"/>
+                <w:sz w:val="20"/>
+                <w:szCs w:val="20"/>
               </w:rPr>
               <w:t>{%tr endfor %}</w:t>
             </w:r>
@@ -991,11 +996,93 @@
         </w:rPr>
       </w:pPr>
     </w:p>
+    <w:p>
+      <w:pPr>
+        <w:tabs>
+          <w:tab w:val="left" w:pos="3740"/>
+        </w:tabs>
+        <w:rPr>
+          <w:rFonts w:ascii="Helvetica Neue" w:hAnsi="Helvetica Neue"/>
+          <w:sz w:val="22"/>
+          <w:szCs w:val="22"/>
+        </w:rPr>
+      </w:pPr>
+    </w:p>
+    <w:p>
+      <w:pPr>
+        <w:tabs>
+          <w:tab w:val="left" w:pos="3740"/>
+        </w:tabs>
+        <w:ind w:left="-709"/>
+        <w:rPr>
+          <w:rFonts w:ascii="Helvetica Neue" w:hAnsi="Helvetica Neue"/>
+          <w:sz w:val="22"/>
+          <w:szCs w:val="22"/>
+        </w:rPr>
+      </w:pPr>
+      <w:r>
+        <w:rPr>
+          <w:rFonts w:ascii="Helvetica Neue" w:hAnsi="Helvetica Neue"/>
+          <w:sz w:val="22"/>
+          <w:szCs w:val="22"/>
+        </w:rPr>
+        <w:drawing>
+          <wp:inline distT="0" distB="0" distL="0" distR="0" wp14:anchorId="7B4833CD" wp14:editId="53C3CEE9">
+            <wp:extent cx="7524000" cy="1343790"/>
+            <wp:effectExtent l="0" t="0" r="1270" b="8890"/>
+            <wp:docPr id="689164263" name="Imagen 3"/>
+            <wp:cNvGraphicFramePr>
+              <a:graphicFrameLocks xmlns:a="http://schemas.openxmlformats.org/drawingml/2006/main" noChangeAspect="1"/>
+            </wp:cNvGraphicFramePr>
+            <a:graphic xmlns:a="http://schemas.openxmlformats.org/drawingml/2006/main">
+              <a:graphicData uri="http://schemas.openxmlformats.org/drawingml/2006/picture">
+                <pic:pic xmlns:pic="http://schemas.openxmlformats.org/drawingml/2006/picture">
+                  <pic:nvPicPr>
+                    <pic:cNvPr id="689164263" name="Imagen 689164263"/>
+                    <pic:cNvPicPr/>
+                  </pic:nvPicPr>
+                  <pic:blipFill rotWithShape="1">
+                    <a:blip r:embed="rId7" cstate="print">
+                      <a:extLst>
+                        <a:ext uri="{28A0092B-C50C-407E-A947-70E740481C1C}">
+                          <a14:useLocalDpi xmlns:a14="http://schemas.microsoft.com/office/drawing/2010/main" val="0"/>
+                        </a:ext>
+                      </a:extLst>
+                    </a:blip>
+                    <a:srcRect b="17800"/>
+                    <a:stretch>
+                      <a:fillRect/>
+                    </a:stretch>
+                  </pic:blipFill>
+                  <pic:spPr bwMode="auto">
+                    <a:xfrm>
+                      <a:off x="0" y="0"/>
+                      <a:ext cx="7524000" cy="1343790"/>
+                    </a:xfrm>
+                    <a:prstGeom prst="rect">
+                      <a:avLst/>
+                    </a:prstGeom>
+                    <a:ln>
+                      <a:noFill/>
+                    </a:ln>
+                    <a:extLst>
+                      <a:ext uri="{53640926-AAD7-44D8-BBD7-CCE9431645EC}">
+                        <a14:shadowObscured xmlns:a14="http://schemas.microsoft.com/office/drawing/2010/main"/>
+                      </a:ext>
+                    </a:extLst>
+                  </pic:spPr>
+                </pic:pic>
+              </a:graphicData>
+            </a:graphic>
+          </wp:inline>
+        </w:drawing>
+      </w:r>
+    </w:p>
     <w:sectPr>
-      <w:headerReference w:type="default" r:id="rId7"/>
-      <w:footerReference w:type="default" r:id="rId8"/>
+      <w:headerReference w:type="default" r:id="rId8"/>
+      <w:footerReference w:type="default" r:id="rId9"/>
       <w:pgSz w:w="11906" w:h="16838"/>
-      <w:pgMar w:top="720" w:right="720" w:bottom="720" w:left="720" w:header="624" w:footer="1587" w:gutter="0"/>
+      <w:pgMar w:top="720" w:right="720" w:bottom="720" w:left="720" w:header="624" w:footer="227" w:gutter="0"/>
       <w:cols w:space="708"/>
       <w:docGrid w:linePitch="360"/>
     </w:sectPr>
@@ -1033,21 +1120,79 @@
   <w:p>
     <w:pPr>
       <w:pStyle w:val="Piedepgina"/>
+      <w:ind w:left="-709"/>
     </w:pPr>
+    <w:r>
+      <w:rPr>
+        <w:rFonts w:ascii="Helvetica Neue" w:hAnsi="Helvetica Neue"/>
+        <w:sz w:val="22"/>
+        <w:szCs w:val="22"/>
+      </w:rPr>
+      <w:drawing>
+        <wp:inline distT="0" distB="0" distL="0" distR="0" wp14:anchorId="14A80C52" wp14:editId="71C95DF3">
+          <wp:extent cx="7535008" cy="246380"/>
+          <wp:effectExtent l="0" t="0" r="8890" b="1270"/>
+          <wp:docPr id="1025627689" name="Imagen 2"/>
+          <wp:cNvGraphicFramePr>
+            <a:graphicFrameLocks xmlns:a="http://schemas.openxmlformats.org/drawingml/2006/main" noChangeAspect="1"/>
+          </wp:cNvGraphicFramePr>
+          <a:graphic xmlns:a="http://schemas.openxmlformats.org/drawingml/2006/main">
+            <a:graphicData uri="http://schemas.openxmlformats.org/drawingml/2006/picture">
+              <pic:pic xmlns:pic="http://schemas.openxmlformats.org/drawingml/2006/picture">
+                <pic:nvPicPr>
+                  <pic:cNvPr id="794565892" name="Imagen 794565892"/>
+                  <pic:cNvPicPr/>
+                </pic:nvPicPr>
+                <pic:blipFill rotWithShape="1">
+                  <a:blip r:embed="rId1">
+                    <a:extLst>
+                      <a:ext uri="{28A0092B-C50C-407E-A947-70E740481C1C}">
+                        <a14:useLocalDpi xmlns:a14="http://schemas.microsoft.com/office/drawing/2010/main" val="0"/>
+                      </a:ext>
+                    </a:extLst>
+                  </a:blip>
+                  <a:srcRect t="82674"/>
+                  <a:stretch>
+                    <a:fillRect/>
+                  </a:stretch>
+                </pic:blipFill>
+                <pic:spPr bwMode="auto">
+                  <a:xfrm>
+                    <a:off x="0" y="0"/>
+                    <a:ext cx="7991623" cy="261310"/>
+                  </a:xfrm>
+                  <a:prstGeom prst="rect">
+                    <a:avLst/>
+                  </a:prstGeom>
+                  <a:ln>
+                    <a:noFill/>
+                  </a:ln>
+                  <a:extLst>
+                    <a:ext uri="{53640926-AAD7-44D8-BBD7-CCE9431645EC}">
+                      <a14:shadowObscured xmlns:a14="http://schemas.microsoft.com/office/drawing/2010/main"/>
+                    </a:ext>
+                  </a:extLst>
+                </pic:spPr>
+              </pic:pic>
+            </a:graphicData>
+          </a:graphic>
+        </wp:inline>
+      </w:drawing>
+    </w:r>
     <w:r>
       <mc:AlternateContent>
         <mc:Choice Requires="wps">
           <w:drawing>
-            <wp:anchor distT="0" distB="0" distL="114300" distR="114300" simplePos="0" relativeHeight="251660288" behindDoc="0" locked="0" layoutInCell="1" allowOverlap="1" wp14:anchorId="6C0F1293" wp14:editId="13CDC18A">
+            <wp:anchor distT="0" distB="0" distL="114300" distR="114300" simplePos="0" relativeHeight="251660288" behindDoc="0" locked="0" layoutInCell="1" allowOverlap="1" wp14:anchorId="6C0F1293" wp14:editId="2D80C81D">
               <wp:simplePos x="0" y="0"/>
               <wp:positionH relativeFrom="page">
-                <wp:align>right</wp:align>
+                <wp:posOffset>34925</wp:posOffset>
               </wp:positionH>
               <wp:positionV relativeFrom="paragraph">
-                <wp:posOffset>-33816</wp:posOffset>
+                <wp:posOffset>-1343025</wp:posOffset>
               </wp:positionV>
-              <wp:extent cx="7519916" cy="1296000"/>
-              <wp:effectExtent l="0" t="0" r="5080" b="0"/>
+              <wp:extent cx="7519916" cy="360000"/>
+              <wp:effectExtent l="0" t="0" r="5080" b="2540"/>
               <wp:wrapNone/>
               <wp:docPr id="1665828646" name="Cuadro de texto 7"/>
               <wp:cNvGraphicFramePr/>
@@ -1058,7 +1203,7 @@
                     <wps:spPr>
                       <a:xfrm>
                         <a:off x="0" y="0"/>
-                        <a:ext cx="7519916" cy="1296000"/>
+                        <a:ext cx="7519916" cy="360000"/>
                       </a:xfrm>
                       <a:prstGeom prst="rect">
                         <a:avLst/>
@@ -1072,61 +1217,6 @@
                     </wps:spPr>
                     <wps:txbx>
                       <w:txbxContent>
-                        <w:p>
-                          <w:pPr>
-                            <w:ind w:left="-142"/>
-                          </w:pPr>
-                          <w:r>
-                            <w:drawing>
-                              <wp:inline distT="0" distB="0" distL="0" distR="0" wp14:anchorId="1DA4B693" wp14:editId="3812FA4D">
-                                <wp:extent cx="7451678" cy="1167130"/>
-                                <wp:effectExtent l="0" t="0" r="0" b="0"/>
-                                <wp:docPr id="1697573474" name="Imagen 5"/>
-                                <wp:cNvGraphicFramePr>
-                                  <a:graphicFrameLocks xmlns:a="http://schemas.openxmlformats.org/drawingml/2006/main" noChangeAspect="1"/>
-                                </wp:cNvGraphicFramePr>
-                                <a:graphic xmlns:a="http://schemas.openxmlformats.org/drawingml/2006/main">
-                                  <a:graphicData uri="http://schemas.openxmlformats.org/drawingml/2006/picture">
-                                    <pic:pic xmlns:pic="http://schemas.openxmlformats.org/drawingml/2006/picture">
-                                      <pic:nvPicPr>
-                                        <pic:cNvPr id="0" name="Picture 16"/>
-                                        <pic:cNvPicPr>
-                                          <a:picLocks noChangeAspect="1" noChangeArrowheads="1"/>
-                                        </pic:cNvPicPr>
-                                      </pic:nvPicPr>
-                                      <pic:blipFill>
-                                        <a:blip r:embed="rId1">
-                                          <a:extLst>
-                                            <a:ext uri="{28A0092B-C50C-407E-A947-70E740481C1C}">
-                                              <a14:useLocalDpi xmlns:a14="http://schemas.microsoft.com/office/drawing/2010/main" val="0"/>
-                                            </a:ext>
-                                          </a:extLst>
-                                        </a:blip>
-                                        <a:srcRect/>
-                                        <a:stretch>
-                                          <a:fillRect/>
-                                        </a:stretch>
-                                      </pic:blipFill>
-                                      <pic:spPr bwMode="auto">
-                                        <a:xfrm>
-                                          <a:off x="0" y="0"/>
-                                          <a:ext cx="7654683" cy="1198926"/>
-                                        </a:xfrm>
-                                        <a:prstGeom prst="rect">
-                                          <a:avLst/>
-                                        </a:prstGeom>
-                                        <a:noFill/>
-                                        <a:ln>
-                                          <a:noFill/>
-                                        </a:ln>
-                                      </pic:spPr>
-                                    </pic:pic>
-                                  </a:graphicData>
-                                </a:graphic>
-                              </wp:inline>
-                            </w:drawing>
-                          </w:r>
-                        </w:p>
                         <w:p>
                           <w:pPr>
                             <w:jc w:val="center"/>
@@ -1158,64 +1248,9 @@
               <v:stroke joinstyle="miter"/>
               <v:path gradientshapeok="t" o:connecttype="rect"/>
             </v:shapetype>
-            <v:shape id="Cuadro de texto 7" o:spid="_x0000_s1026" type="#_x0000_t202" style="position:absolute;margin-left:540.9pt;margin-top:-2.65pt;width:592.1pt;height:102.05pt;z-index:251660288;visibility:visible;mso-wrap-style:square;mso-width-percent:0;mso-height-percent:0;mso-wrap-distance-left:9pt;mso-wrap-distance-top:0;mso-wrap-distance-right:9pt;mso-wrap-distance-bottom:0;mso-position-horizontal:right;mso-position-horizontal-relative:page;mso-position-vertical:absolute;mso-position-vertical-relative:text;mso-width-percent:0;mso-height-percent:0;mso-width-relative:margin;mso-height-relative:margin;v-text-anchor:top" o:gfxdata="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" fillcolor="white [3201]" stroked="f" strokeweight=".5pt">
+            <v:shape id="Cuadro de texto 7" o:spid="_x0000_s1026" type="#_x0000_t202" style="position:absolute;left:0;text-align:left;margin-left:2.75pt;margin-top:-105.75pt;width:592.1pt;height:28.35pt;z-index:251660288;visibility:visible;mso-wrap-style:square;mso-width-percent:0;mso-height-percent:0;mso-wrap-distance-left:9pt;mso-wrap-distance-top:0;mso-wrap-distance-right:9pt;mso-wrap-distance-bottom:0;mso-position-horizontal:absolute;mso-position-horizontal-relative:page;mso-position-vertical:absolute;mso-position-vertical-relative:text;mso-width-percent:0;mso-height-percent:0;mso-width-relative:margin;mso-height-relative:margin;v-text-anchor:top" o:gfxdata="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" fillcolor="white [3201]" stroked="f" strokeweight=".5pt">
               <v:textbox>
                 <w:txbxContent>
-                  <w:p>
-                    <w:pPr>
-                      <w:ind w:left="-142"/>
-                    </w:pPr>
-                    <w:r>
-                      <w:drawing>
-                        <wp:inline distT="0" distB="0" distL="0" distR="0" wp14:anchorId="1DA4B693" wp14:editId="3812FA4D">
-                          <wp:extent cx="7451678" cy="1167130"/>
-                          <wp:effectExtent l="0" t="0" r="0" b="0"/>
-                          <wp:docPr id="1697573474" name="Imagen 5"/>
-                          <wp:cNvGraphicFramePr>
-                            <a:graphicFrameLocks xmlns:a="http://schemas.openxmlformats.org/drawingml/2006/main" noChangeAspect="1"/>
-                          </wp:cNvGraphicFramePr>
-                          <a:graphic xmlns:a="http://schemas.openxmlformats.org/drawingml/2006/main">
-                            <a:graphicData uri="http://schemas.openxmlformats.org/drawingml/2006/picture">
-                              <pic:pic xmlns:pic="http://schemas.openxmlformats.org/drawingml/2006/picture">
-                                <pic:nvPicPr>
-                                  <pic:cNvPr id="0" name="Picture 16"/>
-                                  <pic:cNvPicPr>
-                                    <a:picLocks noChangeAspect="1" noChangeArrowheads="1"/>
-                                  </pic:cNvPicPr>
-                                </pic:nvPicPr>
-                                <pic:blipFill>
-                                  <a:blip r:embed="rId1">
-                                    <a:extLst>
-                                      <a:ext uri="{28A0092B-C50C-407E-A947-70E740481C1C}">
-                                        <a14:useLocalDpi xmlns:a14="http://schemas.microsoft.com/office/drawing/2010/main" val="0"/>
-                                      </a:ext>
-                                    </a:extLst>
-                                  </a:blip>
-                                  <a:srcRect/>
-                                  <a:stretch>
-                                    <a:fillRect/>
-                                  </a:stretch>
-                                </pic:blipFill>
-                                <pic:spPr bwMode="auto">
-                                  <a:xfrm>
-                                    <a:off x="0" y="0"/>
-                                    <a:ext cx="7654683" cy="1198926"/>
-                                  </a:xfrm>
-                                  <a:prstGeom prst="rect">
-                                    <a:avLst/>
-                                  </a:prstGeom>
-                                  <a:noFill/>
-                                  <a:ln>
-                                    <a:noFill/>
-                                  </a:ln>
-                                </pic:spPr>
-                              </pic:pic>
-                            </a:graphicData>
-                          </a:graphic>
-                        </wp:inline>
-                      </w:drawing>
-                    </w:r>
-                  </w:p>
                   <w:p>
                     <w:pPr>
                       <w:jc w:val="center"/>

--- a/templates/reporte_libreacion_galvanizado.docx
+++ b/templates/reporte_libreacion_galvanizado.docx
@@ -281,7 +281,7 @@
           <w:tcPr>
             <w:tcW w:w="1508" w:type="dxa"/>
             <w:vMerge w:val="restart"/>
-            <w:shd w:val="clear" w:color="auto" w:fill="EE0000"/>
+            <w:shd w:val="clear" w:color="auto" w:fill="EA0729"/>
             <w:vAlign w:val="center"/>
           </w:tcPr>
           <w:p>
@@ -311,7 +311,7 @@
           <w:tcPr>
             <w:tcW w:w="2603" w:type="dxa"/>
             <w:vMerge w:val="restart"/>
-            <w:shd w:val="clear" w:color="auto" w:fill="EE0000"/>
+            <w:shd w:val="clear" w:color="auto" w:fill="EA0729"/>
             <w:vAlign w:val="center"/>
           </w:tcPr>
           <w:p>
@@ -341,7 +341,7 @@
           <w:tcPr>
             <w:tcW w:w="2410" w:type="dxa"/>
             <w:gridSpan w:val="2"/>
-            <w:shd w:val="clear" w:color="auto" w:fill="EE0000"/>
+            <w:shd w:val="clear" w:color="auto" w:fill="EA0729"/>
             <w:vAlign w:val="center"/>
           </w:tcPr>
           <w:p>
@@ -371,7 +371,7 @@
           <w:tcPr>
             <w:tcW w:w="3969" w:type="dxa"/>
             <w:vMerge w:val="restart"/>
-            <w:shd w:val="clear" w:color="auto" w:fill="EE0000"/>
+            <w:shd w:val="clear" w:color="auto" w:fill="EA0729"/>
             <w:vAlign w:val="center"/>
           </w:tcPr>
           <w:p>
@@ -454,7 +454,7 @@
         <w:tc>
           <w:tcPr>
             <w:tcW w:w="992" w:type="dxa"/>
-            <w:shd w:val="clear" w:color="auto" w:fill="EE0000"/>
+            <w:shd w:val="clear" w:color="auto" w:fill="EA0729"/>
             <w:vAlign w:val="center"/>
           </w:tcPr>
           <w:p>
@@ -483,7 +483,7 @@
         <w:tc>
           <w:tcPr>
             <w:tcW w:w="1418" w:type="dxa"/>
-            <w:shd w:val="clear" w:color="auto" w:fill="EE0000"/>
+            <w:shd w:val="clear" w:color="auto" w:fill="EA0729"/>
             <w:vAlign w:val="center"/>
           </w:tcPr>
           <w:p>

--- a/templates/reporte_libreacion_galvanizado.docx
+++ b/templates/reporte_libreacion_galvanizado.docx
@@ -984,6 +984,18 @@
         </w:tc>
       </w:tr>
     </w:tbl>
+    <w:p>
+      <w:pPr>
+        <w:tabs>
+          <w:tab w:val="left" w:pos="3740"/>
+        </w:tabs>
+        <w:rPr>
+          <w:rFonts w:ascii="Helvetica Neue" w:hAnsi="Helvetica Neue"/>
+          <w:sz w:val="22"/>
+          <w:szCs w:val="22"/>
+        </w:rPr>
+      </w:pPr>
+    </w:p>
     <w:p>
       <w:pPr>
         <w:tabs>
@@ -1301,7 +1313,7 @@
     </w:pPr>
     <w:r>
       <w:drawing>
-        <wp:anchor distT="0" distB="0" distL="114300" distR="114300" simplePos="0" relativeHeight="251659264" behindDoc="0" locked="0" layoutInCell="1" allowOverlap="1" wp14:anchorId="09A269EB" wp14:editId="4BD11DDC">
+        <wp:anchor distT="0" distB="0" distL="114300" distR="114300" simplePos="0" relativeHeight="251659264" behindDoc="0" locked="0" layoutInCell="1" allowOverlap="1" wp14:anchorId="09A269EB" wp14:editId="3803DF2D">
           <wp:simplePos x="0" y="0"/>
           <wp:positionH relativeFrom="page">
             <wp:align>left</wp:align>
@@ -1309,8 +1321,8 @@
           <wp:positionV relativeFrom="paragraph">
             <wp:posOffset>-441325</wp:posOffset>
           </wp:positionV>
-          <wp:extent cx="7534910" cy="1590675"/>
-          <wp:effectExtent l="0" t="0" r="8890" b="9525"/>
+          <wp:extent cx="7534910" cy="1793875"/>
+          <wp:effectExtent l="0" t="0" r="0" b="0"/>
           <wp:wrapSquare wrapText="bothSides"/>
           <wp:docPr id="318327574" name="Imagen 1"/>
           <wp:cNvGraphicFramePr>
@@ -1340,7 +1352,7 @@
                 <pic:spPr bwMode="auto">
                   <a:xfrm>
                     <a:off x="0" y="0"/>
-                    <a:ext cx="7534910" cy="1590675"/>
+                    <a:ext cx="7563107" cy="1800878"/>
                   </a:xfrm>
                   <a:prstGeom prst="rect">
                     <a:avLst/>
